--- a/content-src/docx/I DT 2005 08 20 Glyn Maxwell.docx
+++ b/content-src/docx/I DT 2005 08 20 Glyn Maxwell.docx
@@ -183,7 +183,7 @@
         <w:t>The Nerve</w:t>
       </w:r>
       <w:r>
-        <w:t xml:space="preserve"> had ended with the poem "The Snow Village", about a man leaving only footprints behind, and then not even them. "It's not the last poem I wrote, but I placed it there at the end because it was saying 'maybe that's it for poetry, maybe that's all I'll say...' It felt like that at the time."</w:t>
+        <w:t xml:space="preserve"> had ended with the poem "The Snow Village", about a man leaving only footprints behind, and then not even them. "It's not the last poem I wrote, but I placed it there at the end because it was saying 'maybe that's it for poetry, maybe that's all I'll say…' It felt like that at the time."</w:t>
       </w:r>
     </w:p>
     <w:p>
